--- a/docs/planning/FieldOpsDashboard_Development_Roadmap_v1.0.docx
+++ b/docs/planning/FieldOpsDashboard_Development_Roadmap_v1.0.docx
@@ -2222,14 +2222,8 @@
             <w:vAlign w:val="center"/>
           </w:tcPr>
           <w:p>
-            <w:r/>
-            <w:r>
-              <w:rPr>
-                <w:rFonts w:ascii="Aptos" w:hAnsi="Aptos"/>
-                <w:b w:val="0"/>
-                <w:sz w:val="15"/>
-              </w:rPr>
-              <w:t>Show service state, restart service, open dashboard/settings/logs, and surface failures.</w:t>
+            <w:r>
+              <w:t>ADR-003 selects the tray technology and service-control authorization. Tray shows actual service state and authenticated health, requests a narrowly scoped restart, and reports genuine results.</w:t>
             </w:r>
           </w:p>
         </w:tc>
@@ -2540,14 +2534,8 @@
             <w:vAlign w:val="center"/>
           </w:tcPr>
           <w:p>
-            <w:r/>
-            <w:r>
-              <w:rPr>
-                <w:rFonts w:ascii="Aptos" w:hAnsi="Aptos"/>
-                <w:b w:val="0"/>
-                <w:sz w:val="15"/>
-              </w:rPr>
-              <w:t>Real battery, CPU, memory, storage, and network information with nullable capability fields.</w:t>
+            <w:r>
+              <w:t>Real battery, CPU, memory, storage, and network information with nullable capability fields. Use Windows-provided battery runtime estimates, authoritative AC/battery source reporting, and supported-hardware runtime measurements.</w:t>
             </w:r>
           </w:p>
         </w:tc>
@@ -3172,14 +3160,8 @@
             <w:vAlign w:val="center"/>
           </w:tcPr>
           <w:p>
-            <w:r/>
-            <w:r>
-              <w:rPr>
-                <w:rFonts w:ascii="Aptos" w:hAnsi="Aptos"/>
-                <w:b w:val="0"/>
-                <w:sz w:val="15"/>
-              </w:rPr>
-              <w:t>Scheduled retrieval, last-known-good cache, rate handling, service status, and source timestamps.</w:t>
+            <w:r>
+              <w:t>Scheduled retrieval, last-known-good cache, rate handling, service status, source timestamps, and source-specific polling intervals based on upstream cadence and field constraints.</w:t>
             </w:r>
           </w:p>
         </w:tc>
@@ -3225,14 +3207,8 @@
             <w:vAlign w:val="center"/>
           </w:tcPr>
           <w:p>
-            <w:r/>
-            <w:r>
-              <w:rPr>
-                <w:rFonts w:ascii="Aptos" w:hAnsi="Aptos"/>
-                <w:b w:val="0"/>
-                <w:sz w:val="15"/>
-              </w:rPr>
-              <w:t>Real SWPC indices, ionosonde observations, cache policy, and measured/derived separation.</w:t>
+            <w:r>
+              <w:t>Real SWPC indices and ionosonde observations, including KC2G stations.json and authoritative measurement timestamps, with cache policy, source-specific polling, and measured/derived separation.</w:t>
             </w:r>
           </w:p>
         </w:tc>

--- a/docs/planning/FieldOpsDashboard_Development_Roadmap_v1.0.docx
+++ b/docs/planning/FieldOpsDashboard_Development_Roadmap_v1.0.docx
@@ -1,6 +1,6 @@
 
 <file path=word/document.xml><?xml version="1.0" encoding="utf-8"?>
-<w:document xmlns:wpc="http://schemas.microsoft.com/office/word/2010/wordprocessingCanvas" xmlns:mo="http://schemas.microsoft.com/office/mac/office/2008/main" xmlns:mc="http://schemas.openxmlformats.org/markup-compatibility/2006" xmlns:mv="urn:schemas-microsoft-com:mac:vml" xmlns:o="urn:schemas-microsoft-com:office:office" xmlns:r="http://schemas.openxmlformats.org/officeDocument/2006/relationships" xmlns:m="http://schemas.openxmlformats.org/officeDocument/2006/math" xmlns:v="urn:schemas-microsoft-com:vml" xmlns:wp14="http://schemas.microsoft.com/office/word/2010/wordprocessingDrawing" xmlns:wp="http://schemas.openxmlformats.org/drawingml/2006/wordprocessingDrawing" xmlns:w10="urn:schemas-microsoft-com:office:word" xmlns:w="http://schemas.openxmlformats.org/wordprocessingml/2006/main" xmlns:w14="http://schemas.microsoft.com/office/word/2010/wordml" xmlns:wpg="http://schemas.microsoft.com/office/word/2010/wordprocessingGroup" xmlns:wpi="http://schemas.microsoft.com/office/word/2010/wordprocessingInk" xmlns:wne="http://schemas.microsoft.com/office/word/2006/wordml" xmlns:wps="http://schemas.microsoft.com/office/word/2010/wordprocessingShape" mc:Ignorable="w14 wp14">
+<w:document xmlns:ns1="http://schemas.openxmlformats.org/markup-compatibility/2006" xmlns:ns2="http://schemas.openxmlformats.org/officeDocument/2006/relationships" xmlns:w="http://schemas.openxmlformats.org/wordprocessingml/2006/main" ns1:Ignorable="w14 wp14">
   <w:body>
     <w:p>
       <w:pPr>
@@ -8407,8 +8407,224 @@
       </w:tr>
     </w:tbl>
     <w:p/>
+    <w:p>
+      <w:pPr>
+        <w:pStyle w:val="Heading 1"/>
+      </w:pPr>
+      <w:r>
+        <w:t>2026 Rebaseline Addendum ? Single-Operator Field MVP</w:t>
+      </w:r>
+    </w:p>
+    <w:p>
+      <w:pPr>
+        <w:pStyle w:val="Normal"/>
+      </w:pPr>
+      <w:r>
+        <w:t>Approved direction (2026-07-31): Version 2.3 is Version 2.3 ? Single-Operator Field MVP. The prior roadmap remains historical and traceable; this addendum governs current sequencing and release admission.</w:t>
+      </w:r>
+    </w:p>
+    <w:p>
+      <w:pPr>
+        <w:pStyle w:val="Heading 2"/>
+      </w:pPr>
+      <w:r>
+        <w:t>Version 2.3 objective</w:t>
+      </w:r>
+    </w:p>
+    <w:p>
+      <w:pPr>
+        <w:pStyle w:val="Normal"/>
+      </w:pPr>
+      <w:r>
+        <w:t>Deliver a dependable single-operator ToughBook/ToughPad installation with practical tray behavior, real GNSS, real Windows system telemetry, honest failure states, dependable startup/deployment, and representative field validation.</w:t>
+      </w:r>
+    </w:p>
+    <w:p>
+      <w:pPr>
+        <w:pStyle w:val="Heading 2"/>
+      </w:pPr>
+      <w:r>
+        <w:t>Active execution path</w:t>
+      </w:r>
+    </w:p>
+    <w:p>
+      <w:pPr>
+        <w:pStyle w:val="List Bullet"/>
+      </w:pPr>
+      <w:r>
+        <w:t>Finish practical tray usability: normal operator startup, one tray instance in the normal interactive session, actual service/native-health state, Open Dashboard, narrowly scoped Restart Service where supported, visual Exit, login startup, clean relaunch, and service continuity after tray Exit.</w:t>
+      </w:r>
+    </w:p>
+    <w:p>
+      <w:pPr>
+        <w:pStyle w:val="List Bullet"/>
+      </w:pPr>
+      <w:r>
+        <w:t>Establish minimum dashboard-to-agent integration.</w:t>
+      </w:r>
+    </w:p>
+    <w:p>
+      <w:pPr>
+        <w:pStyle w:val="List Bullet"/>
+      </w:pPr>
+      <w:r>
+        <w:t>Serial-port enumeration for GNSS configuration and troubleshooting.</w:t>
+      </w:r>
+    </w:p>
+    <w:p>
+      <w:pPr>
+        <w:pStyle w:val="List Bullet"/>
+      </w:pPr>
+      <w:r>
+        <w:t>NMEA GNSS adapter with real position/fix/source/timestamp and honest stale, unavailable, error, and reconnection states.</w:t>
+      </w:r>
+    </w:p>
+    <w:p>
+      <w:pPr>
+        <w:pStyle w:val="List Bullet"/>
+      </w:pPr>
+      <w:r>
+        <w:t>Windows system telemetry: battery/power, CPU, memory, storage, network, nullable unsupported values, and honest stale/unavailable states.</w:t>
+      </w:r>
+    </w:p>
+    <w:p>
+      <w:pPr>
+        <w:pStyle w:val="List Bullet"/>
+      </w:pPr>
+      <w:r>
+        <w:t>Unified startup, deployment, update, and uninstall; then primary ToughBook/ToughPad operational validation and Version 2.3 release.</w:t>
+      </w:r>
+    </w:p>
+    <w:p>
+      <w:pPr>
+        <w:pStyle w:val="Heading 2"/>
+      </w:pPr>
+      <w:r>
+        <w:t>Task disposition</w:t>
+      </w:r>
+    </w:p>
+    <w:p>
+      <w:pPr>
+        <w:pStyle w:val="Normal"/>
+      </w:pPr>
+      <w:r>
+        <w:t>2.3-01 Technology Spike ? Complete.</w:t>
+      </w:r>
+    </w:p>
+    <w:p>
+      <w:pPr>
+        <w:pStyle w:val="Normal"/>
+      </w:pPr>
+      <w:r>
+        <w:t>2.3-02 Windows Service Skeleton ? Operationally complete; representative hardware evidence exists. Remaining exotic environmental validation does not block the MVP.</w:t>
+      </w:r>
+    </w:p>
+    <w:p>
+      <w:pPr>
+        <w:pStyle w:val="Normal"/>
+      </w:pPr>
+      <w:r>
+        <w:t>2.3-03 Tray Companion ? Reduce active scope to normal single-operator behavior and primary field validation. Completed evidence includes an authorized operator receiving Healthy, an unauthorized local account receiving Access Denied, and no authorization broadening. Defer separate simultaneous sessions, Fast User Switching, RDP, alternate-user lifecycle, enterprise provisioning, broad role management, and advanced signing/package hardening.</w:t>
+      </w:r>
+    </w:p>
+    <w:p>
+      <w:pPr>
+        <w:pStyle w:val="Normal"/>
+      </w:pPr>
+      <w:r>
+        <w:t>2.3-04 Secure Local API ? Narrow active scope to loopback-only binding, authenticated approved clients, no wildcard CORS, explicit schemas, honest status codes, read-only health/telemetry, and only narrowly required service control. Defer generalized privileged APIs, multi-client scopes, credential lifecycle UI, remote access, and speculative browser pairing.</w:t>
+      </w:r>
+    </w:p>
+    <w:p>
+      <w:pPr>
+        <w:pStyle w:val="Normal"/>
+      </w:pPr>
+      <w:r>
+        <w:t>2.3-05 SQLite Foundation ? Deferred until a concrete field feature requires persistence.</w:t>
+      </w:r>
+    </w:p>
+    <w:p>
+      <w:pPr>
+        <w:pStyle w:val="Normal"/>
+      </w:pPr>
+      <w:r>
+        <w:t>2.3-06 Agent Capability Registry ? Deferred until several real adapters require generalized discovery; explicit MVP capability reporting is sufficient.</w:t>
+      </w:r>
+    </w:p>
+    <w:p>
+      <w:pPr>
+        <w:pStyle w:val="Normal"/>
+      </w:pPr>
+      <w:r>
+        <w:t>2.3-07 Serial-Port Enumeration ? Active and prioritized; narrowly scoped to GNSS configuration and troubleshooting.</w:t>
+      </w:r>
+    </w:p>
+    <w:p>
+      <w:pPr>
+        <w:pStyle w:val="Normal"/>
+      </w:pPr>
+      <w:r>
+        <w:t>2.3-08 NMEA GNSS Adapter ? High-priority MVP task, including real data and ToughBook GPS validation.</w:t>
+      </w:r>
+    </w:p>
+    <w:p>
+      <w:pPr>
+        <w:pStyle w:val="Normal"/>
+      </w:pPr>
+      <w:r>
+        <w:t>2.3-09 Windows System Telemetry ? High-priority MVP task with honest nullable/stale/unavailable semantics.</w:t>
+      </w:r>
+    </w:p>
+    <w:p>
+      <w:pPr>
+        <w:pStyle w:val="Normal"/>
+      </w:pPr>
+      <w:r>
+        <w:t>2.3-10 Agent Diagnostics ? Reduce to lifecycle logs, adapter errors, recent failure context, version, redacted configuration summary, and simple diagnostic export; defer fleet diagnostics and remote collection.</w:t>
+      </w:r>
+    </w:p>
+    <w:p>
+      <w:pPr>
+        <w:pStyle w:val="Heading 2"/>
+      </w:pPr>
+      <w:r>
+        <w:t>Version 2.4 ? Field Tools</w:t>
+      </w:r>
+    </w:p>
+    <w:p>
+      <w:pPr>
+        <w:pStyle w:val="Normal"/>
+      </w:pPr>
+      <w:r>
+        <w:t>Prioritize the Field Tools workspace, coordinate conversion, Maidenhead, distance/bearing, SOTA/POTA helpers, sunrise/sunset/twilight, radio and antenna references, operating checklists, activation notes/quick logging, and offline reference caching.</w:t>
+      </w:r>
+    </w:p>
+    <w:p>
+      <w:pPr>
+        <w:pStyle w:val="Heading 2"/>
+      </w:pPr>
+      <w:r>
+        <w:t>Future Deployment and Enterprise Hardening</w:t>
+      </w:r>
+    </w:p>
+    <w:p>
+      <w:pPr>
+        <w:pStyle w:val="Normal"/>
+      </w:pPr>
+      <w:r>
+        <w:t>Deferred, not abandoned: multi-user provisioning; separate-session/Fast User Switching/RDP support; code signing; polished MSI/enterprise packaging; fleet deployment; centrally managed policy; advanced credential lifecycle; generalized privileged APIs; remote administration; and enterprise diagnostics.</w:t>
+      </w:r>
+    </w:p>
+    <w:p>
+      <w:pPr>
+        <w:pStyle w:val="Normal"/>
+      </w:pPr>
+      <w:r>
+        <w:t>Active work is admitted by operator value, trustworthiness benefit, reliability benefit, direct dependency for a near-term field feature, current single-operator relevance, and estimated effort. Infrastructure without a direct near-term field dependency defaults to deferred.</w:t>
+      </w:r>
+    </w:p>
     <w:sectPr>
-      <w:footerReference w:type="default" r:id="rId9"/>
+      <w:footerReference w:type="default" ns2:id="rId9"/>
       <w:pgSz w:w="12240" w:h="15840"/>
       <w:pgMar w:top="864" w:right="979" w:bottom="864" w:left="979" w:header="720" w:footer="720" w:gutter="0"/>
       <w:cols w:space="720"/>
